--- a/CSE208_Digital_Logic_Design_Laboratory_Course_Outline.docx
+++ b/CSE208_Digital_Logic_Design_Laboratory_Course_Outline.docx
@@ -2,11 +2,6 @@
 <file path=word/document.xml><?xml version="1.0" encoding="utf-8"?>
 <w:document xmlns:wpc="http://schemas.microsoft.com/office/word/2010/wordprocessingCanvas" xmlns:cx="http://schemas.microsoft.com/office/drawing/2014/chartex" xmlns:cx1="http://schemas.microsoft.com/office/drawing/2015/9/8/chartex" xmlns:cx2="http://schemas.microsoft.com/office/drawing/2015/10/21/chartex" xmlns:cx3="http://schemas.microsoft.com/office/drawing/2016/5/9/chartex" xmlns:cx4="http://schemas.microsoft.com/office/drawing/2016/5/10/chartex" xmlns:cx5="http://schemas.microsoft.com/office/drawing/2016/5/11/chartex" xmlns:cx6="http://schemas.microsoft.com/office/drawing/2016/5/12/chartex" xmlns:cx7="http://schemas.microsoft.com/office/drawing/2016/5/13/chartex" xmlns:cx8="http://schemas.microsoft.com/office/drawing/2016/5/14/chartex" xmlns:mc="http://schemas.openxmlformats.org/markup-compatibility/2006" xmlns:aink="http://schemas.microsoft.com/office/drawing/2016/ink" xmlns:am3d="http://schemas.microsoft.com/office/drawing/2017/model3d" xmlns:o="urn:schemas-microsoft-com:office:office" xmlns:oel="http://schemas.microsoft.com/office/2019/extlst" xmlns:r="http://schemas.openxmlformats.org/officeDocument/2006/relationships" xmlns:m="http://schemas.openxmlformats.org/officeDocument/2006/math" xmlns:v="urn:schemas-microsoft-com:vml" xmlns:wp14="http://schemas.microsoft.com/office/word/2010/wordprocessingDrawing" xmlns:wp="http://schemas.openxmlformats.org/drawingml/2006/wordprocessingDrawing" xmlns:w10="urn:schemas-microsoft-com:office:word" xmlns:w="http://schemas.openxmlformats.org/wordprocessingml/2006/main" xmlns:w14="http://schemas.microsoft.com/office/word/2010/wordml" xmlns:w15="http://schemas.microsoft.com/office/word/2012/wordml" xmlns:w16cex="http://schemas.microsoft.com/office/word/2018/wordml/cex" xmlns:w16cid="http://schemas.microsoft.com/office/word/2016/wordml/cid" xmlns:w16="http://schemas.microsoft.com/office/word/2018/wordml" xmlns:w16du="http://schemas.microsoft.com/office/word/2023/wordml/word16du" xmlns:w16sdtdh="http://schemas.microsoft.com/office/word/2020/wordml/sdtdatahash" xmlns:w16sdtfl="http://schemas.microsoft.com/office/word/2024/wordml/sdtformatlock" xmlns:w16se="http://schemas.microsoft.com/office/word/2015/wordml/symex" xmlns:wpg="http://schemas.microsoft.com/office/word/2010/wordprocessingGroup" xmlns:wpi="http://schemas.microsoft.com/office/word/2010/wordprocessingInk" xmlns:wne="http://schemas.microsoft.com/office/word/2006/wordml" xmlns:wps="http://schemas.microsoft.com/office/word/2010/wordprocessingShape" mc:Ignorable="w14 w15 w16se w16cid w16 w16cex w16sdtdh w16sdtfl w16du wp14">
   <w:body>
-    <w:p>
-      <w:pPr>
-        <w:jc w:val="center"/>
-      </w:pPr>
-    </w:p>
     <w:p>
       <w:pPr>
         <w:jc w:val="center"/>
@@ -18,20 +13,22 @@
       <w:r>
         <w:rPr>
           <w:noProof/>
+          <w:sz w:val="48"/>
+          <w:szCs w:val="48"/>
         </w:rPr>
         <w:drawing>
-          <wp:anchor distT="0" distB="0" distL="114300" distR="114300" simplePos="0" relativeHeight="251658240" behindDoc="0" locked="0" layoutInCell="1" allowOverlap="1" wp14:anchorId="2C2ED28D" wp14:editId="24F8C658">
+          <wp:anchor distT="0" distB="0" distL="114300" distR="114300" simplePos="0" relativeHeight="251657216" behindDoc="0" locked="0" layoutInCell="1" allowOverlap="1" wp14:anchorId="21995AA6" wp14:editId="4F103493">
             <wp:simplePos x="0" y="0"/>
             <wp:positionH relativeFrom="column">
-              <wp:posOffset>2540</wp:posOffset>
+              <wp:posOffset>0</wp:posOffset>
             </wp:positionH>
             <wp:positionV relativeFrom="paragraph">
-              <wp:posOffset>6985</wp:posOffset>
+              <wp:posOffset>38100</wp:posOffset>
             </wp:positionV>
-            <wp:extent cx="560343" cy="657062"/>
-            <wp:effectExtent l="0" t="0" r="0" b="0"/>
+            <wp:extent cx="678180" cy="795240"/>
+            <wp:effectExtent l="0" t="0" r="7620" b="5080"/>
             <wp:wrapNone/>
-            <wp:docPr id="1973188767" name="Picture 1"/>
+            <wp:docPr id="1613631940" name="Picture 2"/>
             <wp:cNvGraphicFramePr>
               <a:graphicFrameLocks xmlns:a="http://schemas.openxmlformats.org/drawingml/2006/main" noChangeAspect="1"/>
             </wp:cNvGraphicFramePr>
@@ -39,7 +36,7 @@
               <a:graphicData uri="http://schemas.openxmlformats.org/drawingml/2006/picture">
                 <pic:pic xmlns:pic="http://schemas.openxmlformats.org/drawingml/2006/picture">
                   <pic:nvPicPr>
-                    <pic:cNvPr id="1973188767" name="Picture 1973188767"/>
+                    <pic:cNvPr id="1613631940" name="Picture 1613631940"/>
                     <pic:cNvPicPr/>
                   </pic:nvPicPr>
                   <pic:blipFill>
@@ -51,7 +48,7 @@
                   <pic:spPr>
                     <a:xfrm>
                       <a:off x="0" y="0"/>
-                      <a:ext cx="560343" cy="657062"/>
+                      <a:ext cx="684759" cy="802954"/>
                     </a:xfrm>
                     <a:prstGeom prst="rect">
                       <a:avLst/>
@@ -72,7 +69,7 @@
       <w:r>
         <w:rPr>
           <w:b/>
-          <w:color w:val="B01F29"/>
+          <w:color w:val="17365D"/>
           <w:sz w:val="48"/>
           <w:szCs w:val="48"/>
         </w:rPr>
@@ -81,11 +78,9 @@
     </w:p>
     <w:p>
       <w:pPr>
-        <w:spacing w:after="20"/>
+        <w:spacing w:after="120"/>
         <w:jc w:val="center"/>
         <w:rPr>
-          <w:b/>
-          <w:color w:val="1E4A7A"/>
           <w:sz w:val="28"/>
           <w:szCs w:val="28"/>
         </w:rPr>
@@ -93,7 +88,6 @@
       <w:r>
         <w:rPr>
           <w:b/>
-          <w:color w:val="1E4A7A"/>
           <w:sz w:val="28"/>
           <w:szCs w:val="28"/>
         </w:rPr>
@@ -119,21 +113,17 @@
     </w:p>
     <w:p>
       <w:pPr>
-        <w:spacing w:before="240" w:after="240"/>
+        <w:spacing w:before="120" w:after="120"/>
         <w:jc w:val="center"/>
         <w:rPr>
           <w:b/>
-          <w:color w:val="1E4A7A"/>
-          <w:sz w:val="28"/>
-          <w:szCs w:val="28"/>
+          <w:sz w:val="26"/>
         </w:rPr>
       </w:pPr>
       <w:r>
         <w:rPr>
           <w:b/>
-          <w:color w:val="1E4A7A"/>
-          <w:sz w:val="28"/>
-          <w:szCs w:val="28"/>
+          <w:sz w:val="26"/>
         </w:rPr>
         <w:t>CSE208: Digital Logic Design Laboratory</w:t>
       </w:r>
@@ -163,7 +153,7 @@
               <w:bottom w:val="single" w:sz="7" w:space="0" w:color="777777"/>
               <w:right w:val="single" w:sz="7" w:space="0" w:color="777777"/>
             </w:tcBorders>
-            <w:shd w:val="clear" w:color="auto" w:fill="B01F29"/>
+            <w:shd w:val="clear" w:color="auto" w:fill="D9E2F3"/>
             <w:tcMar>
               <w:top w:w="60" w:type="dxa"/>
               <w:left w:w="70" w:type="dxa"/>
@@ -173,11 +163,16 @@
             <w:vAlign w:val="center"/>
           </w:tcPr>
           <w:p>
+            <w:pPr>
+              <w:rPr>
+                <w:b/>
+                <w:sz w:val="19"/>
+              </w:rPr>
+            </w:pPr>
             <w:r>
               <w:rPr>
                 <w:b/>
-                <w:color w:val="FFFFFF"/>
-                <w:sz w:val="20"/>
+                <w:sz w:val="19"/>
               </w:rPr>
               <w:t>Prepared by</w:t>
             </w:r>
@@ -225,7 +220,7 @@
               <w:bottom w:val="single" w:sz="7" w:space="0" w:color="777777"/>
               <w:right w:val="single" w:sz="7" w:space="0" w:color="777777"/>
             </w:tcBorders>
-            <w:shd w:val="clear" w:color="auto" w:fill="B01F29"/>
+            <w:shd w:val="clear" w:color="auto" w:fill="D9E2F3"/>
             <w:tcMar>
               <w:top w:w="60" w:type="dxa"/>
               <w:left w:w="70" w:type="dxa"/>
@@ -235,11 +230,16 @@
             <w:vAlign w:val="center"/>
           </w:tcPr>
           <w:p>
+            <w:pPr>
+              <w:rPr>
+                <w:b/>
+                <w:sz w:val="19"/>
+              </w:rPr>
+            </w:pPr>
             <w:r>
               <w:rPr>
                 <w:b/>
-                <w:color w:val="FFFFFF"/>
-                <w:sz w:val="20"/>
+                <w:sz w:val="19"/>
               </w:rPr>
               <w:t>Designation</w:t>
             </w:r>
@@ -279,6 +279,7 @@
         <w:keepNext/>
         <w:spacing w:before="240" w:after="60"/>
         <w:rPr>
+          <w:color w:val="000000" w:themeColor="text1"/>
           <w:sz w:val="24"/>
           <w:szCs w:val="24"/>
         </w:rPr>
@@ -286,7 +287,7 @@
       <w:r>
         <w:rPr>
           <w:b/>
-          <w:color w:val="1E4A7A"/>
+          <w:color w:val="000000" w:themeColor="text1"/>
           <w:sz w:val="24"/>
           <w:szCs w:val="24"/>
         </w:rPr>
@@ -318,7 +319,7 @@
               <w:bottom w:val="single" w:sz="7" w:space="0" w:color="777777"/>
               <w:right w:val="single" w:sz="7" w:space="0" w:color="777777"/>
             </w:tcBorders>
-            <w:shd w:val="clear" w:color="auto" w:fill="B01F29"/>
+            <w:shd w:val="clear" w:color="auto" w:fill="D9E2F3"/>
             <w:tcMar>
               <w:top w:w="60" w:type="dxa"/>
               <w:left w:w="70" w:type="dxa"/>
@@ -328,10 +329,15 @@
             <w:vAlign w:val="center"/>
           </w:tcPr>
           <w:p>
+            <w:pPr>
+              <w:rPr>
+                <w:color w:val="000000" w:themeColor="text1"/>
+              </w:rPr>
+            </w:pPr>
             <w:r>
               <w:rPr>
                 <w:b/>
-                <w:color w:val="FFFFFF"/>
+                <w:color w:val="000000" w:themeColor="text1"/>
                 <w:sz w:val="20"/>
               </w:rPr>
               <w:t>Course No.</w:t>
@@ -380,7 +386,7 @@
               <w:bottom w:val="single" w:sz="7" w:space="0" w:color="777777"/>
               <w:right w:val="single" w:sz="7" w:space="0" w:color="777777"/>
             </w:tcBorders>
-            <w:shd w:val="clear" w:color="auto" w:fill="B01F29"/>
+            <w:shd w:val="clear" w:color="auto" w:fill="D9E2F3"/>
             <w:tcMar>
               <w:top w:w="60" w:type="dxa"/>
               <w:left w:w="70" w:type="dxa"/>
@@ -390,10 +396,15 @@
             <w:vAlign w:val="center"/>
           </w:tcPr>
           <w:p>
+            <w:pPr>
+              <w:rPr>
+                <w:color w:val="000000" w:themeColor="text1"/>
+              </w:rPr>
+            </w:pPr>
             <w:r>
               <w:rPr>
                 <w:b/>
-                <w:color w:val="FFFFFF"/>
+                <w:color w:val="000000" w:themeColor="text1"/>
                 <w:sz w:val="20"/>
               </w:rPr>
               <w:t>Course Title</w:t>
@@ -442,7 +453,7 @@
               <w:bottom w:val="single" w:sz="7" w:space="0" w:color="777777"/>
               <w:right w:val="single" w:sz="7" w:space="0" w:color="777777"/>
             </w:tcBorders>
-            <w:shd w:val="clear" w:color="auto" w:fill="B01F29"/>
+            <w:shd w:val="clear" w:color="auto" w:fill="D9E2F3"/>
             <w:tcMar>
               <w:top w:w="60" w:type="dxa"/>
               <w:left w:w="70" w:type="dxa"/>
@@ -452,10 +463,15 @@
             <w:vAlign w:val="center"/>
           </w:tcPr>
           <w:p>
+            <w:pPr>
+              <w:rPr>
+                <w:color w:val="000000" w:themeColor="text1"/>
+              </w:rPr>
+            </w:pPr>
             <w:r>
               <w:rPr>
                 <w:b/>
-                <w:color w:val="FFFFFF"/>
+                <w:color w:val="000000" w:themeColor="text1"/>
                 <w:sz w:val="20"/>
               </w:rPr>
               <w:t>Type of Course</w:t>
@@ -504,7 +520,7 @@
               <w:bottom w:val="single" w:sz="7" w:space="0" w:color="777777"/>
               <w:right w:val="single" w:sz="7" w:space="0" w:color="777777"/>
             </w:tcBorders>
-            <w:shd w:val="clear" w:color="auto" w:fill="B01F29"/>
+            <w:shd w:val="clear" w:color="auto" w:fill="D9E2F3"/>
             <w:tcMar>
               <w:top w:w="60" w:type="dxa"/>
               <w:left w:w="70" w:type="dxa"/>
@@ -514,10 +530,15 @@
             <w:vAlign w:val="center"/>
           </w:tcPr>
           <w:p>
+            <w:pPr>
+              <w:rPr>
+                <w:color w:val="000000" w:themeColor="text1"/>
+              </w:rPr>
+            </w:pPr>
             <w:r>
               <w:rPr>
                 <w:b/>
-                <w:color w:val="FFFFFF"/>
+                <w:color w:val="000000" w:themeColor="text1"/>
                 <w:sz w:val="20"/>
               </w:rPr>
               <w:t>Co-requisite Course(s)</w:t>
@@ -566,7 +587,7 @@
               <w:bottom w:val="single" w:sz="7" w:space="0" w:color="777777"/>
               <w:right w:val="single" w:sz="7" w:space="0" w:color="777777"/>
             </w:tcBorders>
-            <w:shd w:val="clear" w:color="auto" w:fill="B01F29"/>
+            <w:shd w:val="clear" w:color="auto" w:fill="D9E2F3"/>
             <w:tcMar>
               <w:top w:w="60" w:type="dxa"/>
               <w:left w:w="70" w:type="dxa"/>
@@ -576,10 +597,15 @@
             <w:vAlign w:val="center"/>
           </w:tcPr>
           <w:p>
+            <w:pPr>
+              <w:rPr>
+                <w:color w:val="000000" w:themeColor="text1"/>
+              </w:rPr>
+            </w:pPr>
             <w:r>
               <w:rPr>
                 <w:b/>
-                <w:color w:val="FFFFFF"/>
+                <w:color w:val="000000" w:themeColor="text1"/>
                 <w:sz w:val="20"/>
               </w:rPr>
               <w:t>Credits</w:t>
@@ -620,6 +646,7 @@
         <w:keepNext/>
         <w:spacing w:before="240" w:after="60"/>
         <w:rPr>
+          <w:color w:val="000000" w:themeColor="text1"/>
           <w:sz w:val="24"/>
           <w:szCs w:val="24"/>
         </w:rPr>
@@ -627,7 +654,7 @@
       <w:r>
         <w:rPr>
           <w:b/>
-          <w:color w:val="1E4A7A"/>
+          <w:color w:val="000000" w:themeColor="text1"/>
           <w:sz w:val="24"/>
           <w:szCs w:val="24"/>
         </w:rPr>
@@ -638,11 +665,14 @@
       <w:pPr>
         <w:keepNext/>
         <w:spacing w:before="120" w:after="60"/>
+        <w:rPr>
+          <w:color w:val="000000" w:themeColor="text1"/>
+        </w:rPr>
       </w:pPr>
       <w:r>
         <w:rPr>
           <w:b/>
-          <w:color w:val="1E4A7A"/>
+          <w:color w:val="000000" w:themeColor="text1"/>
           <w:sz w:val="23"/>
         </w:rPr>
         <w:t>1. Course Rationale</w:t>
@@ -652,11 +682,14 @@
       <w:pPr>
         <w:spacing w:after="60"/>
         <w:jc w:val="both"/>
+        <w:rPr>
+          <w:sz w:val="22"/>
+        </w:rPr>
       </w:pPr>
       <w:r>
         <w:rPr>
           <w:color w:val="000000"/>
-          <w:sz w:val="20"/>
+          <w:sz w:val="22"/>
         </w:rPr>
         <w:t>The basic understanding of how a digital computer works is important for all computer scientists and engineers. This course is intended for second year students where they will get practical experiences on basic building blocks of a digital system and its applications, for example, in the design of Random-Access Memory (RAM).</w:t>
       </w:r>
@@ -665,11 +698,14 @@
       <w:pPr>
         <w:keepNext/>
         <w:spacing w:before="120" w:after="60"/>
+        <w:rPr>
+          <w:color w:val="000000" w:themeColor="text1"/>
+        </w:rPr>
       </w:pPr>
       <w:r>
         <w:rPr>
           <w:b/>
-          <w:color w:val="1E4A7A"/>
+          <w:color w:val="000000" w:themeColor="text1"/>
           <w:sz w:val="23"/>
         </w:rPr>
         <w:t>2. Course Description</w:t>
@@ -679,11 +715,14 @@
       <w:pPr>
         <w:spacing w:after="60"/>
         <w:jc w:val="both"/>
+        <w:rPr>
+          <w:sz w:val="22"/>
+        </w:rPr>
       </w:pPr>
       <w:r>
         <w:rPr>
           <w:color w:val="000000"/>
-          <w:sz w:val="20"/>
+          <w:sz w:val="22"/>
         </w:rPr>
         <w:t>In this course, students will perform experiments to verify the theories and concepts learned in CSE 207. Topics include: Basic logic gates, adder, subtractor, multiplexer, demultiplexer, encoder, decoder, flip flop etc.</w:t>
       </w:r>
@@ -692,11 +731,14 @@
       <w:pPr>
         <w:keepNext/>
         <w:spacing w:before="120" w:after="60"/>
+        <w:rPr>
+          <w:color w:val="000000" w:themeColor="text1"/>
+        </w:rPr>
       </w:pPr>
       <w:r>
         <w:rPr>
           <w:b/>
-          <w:color w:val="1E4A7A"/>
+          <w:color w:val="000000" w:themeColor="text1"/>
           <w:sz w:val="23"/>
         </w:rPr>
         <w:t>3. Course Outcomes (COs)</w:t>
@@ -722,8 +764,8 @@
         <w:tblLook w:val="04A0" w:firstRow="1" w:lastRow="0" w:firstColumn="1" w:lastColumn="0" w:noHBand="0" w:noVBand="1"/>
       </w:tblPr>
       <w:tblGrid>
-        <w:gridCol w:w="1152"/>
-        <w:gridCol w:w="7848"/>
+        <w:gridCol w:w="2146"/>
+        <w:gridCol w:w="6854"/>
       </w:tblGrid>
       <w:tr>
         <w:trPr>
@@ -733,14 +775,14 @@
         </w:trPr>
         <w:tc>
           <w:tcPr>
-            <w:tcW w:w="1152" w:type="dxa"/>
+            <w:tcW w:w="2146" w:type="dxa"/>
             <w:tcBorders>
               <w:top w:val="single" w:sz="7" w:space="0" w:color="777777"/>
               <w:left w:val="single" w:sz="7" w:space="0" w:color="777777"/>
               <w:bottom w:val="single" w:sz="7" w:space="0" w:color="777777"/>
               <w:right w:val="single" w:sz="7" w:space="0" w:color="777777"/>
             </w:tcBorders>
-            <w:shd w:val="clear" w:color="auto" w:fill="B01F29"/>
+            <w:shd w:val="clear" w:color="auto" w:fill="D9E2F3"/>
             <w:tcMar>
               <w:top w:w="60" w:type="dxa"/>
               <w:left w:w="70" w:type="dxa"/>
@@ -753,6 +795,7 @@
             <w:pPr>
               <w:jc w:val="center"/>
               <w:rPr>
+                <w:color w:val="000000" w:themeColor="text1"/>
                 <w:sz w:val="20"/>
                 <w:szCs w:val="20"/>
               </w:rPr>
@@ -760,7 +803,7 @@
             <w:r>
               <w:rPr>
                 <w:b/>
-                <w:color w:val="FFFFFF"/>
+                <w:color w:val="000000" w:themeColor="text1"/>
                 <w:sz w:val="20"/>
                 <w:szCs w:val="20"/>
               </w:rPr>
@@ -770,14 +813,14 @@
         </w:tc>
         <w:tc>
           <w:tcPr>
-            <w:tcW w:w="7848" w:type="dxa"/>
+            <w:tcW w:w="6854" w:type="dxa"/>
             <w:tcBorders>
               <w:top w:val="single" w:sz="7" w:space="0" w:color="777777"/>
               <w:left w:val="single" w:sz="7" w:space="0" w:color="777777"/>
               <w:bottom w:val="single" w:sz="7" w:space="0" w:color="777777"/>
               <w:right w:val="single" w:sz="7" w:space="0" w:color="777777"/>
             </w:tcBorders>
-            <w:shd w:val="clear" w:color="auto" w:fill="B01F29"/>
+            <w:shd w:val="clear" w:color="auto" w:fill="D9E2F3"/>
             <w:tcMar>
               <w:top w:w="60" w:type="dxa"/>
               <w:left w:w="70" w:type="dxa"/>
@@ -790,6 +833,7 @@
             <w:pPr>
               <w:jc w:val="center"/>
               <w:rPr>
+                <w:color w:val="000000" w:themeColor="text1"/>
                 <w:sz w:val="20"/>
                 <w:szCs w:val="20"/>
               </w:rPr>
@@ -797,7 +841,7 @@
             <w:r>
               <w:rPr>
                 <w:b/>
-                <w:color w:val="FFFFFF"/>
+                <w:color w:val="000000" w:themeColor="text1"/>
                 <w:sz w:val="20"/>
                 <w:szCs w:val="20"/>
               </w:rPr>
@@ -813,7 +857,7 @@
         </w:trPr>
         <w:tc>
           <w:tcPr>
-            <w:tcW w:w="1152" w:type="dxa"/>
+            <w:tcW w:w="2146" w:type="dxa"/>
             <w:tcBorders>
               <w:top w:val="single" w:sz="7" w:space="0" w:color="777777"/>
               <w:left w:val="single" w:sz="7" w:space="0" w:color="777777"/>
@@ -848,7 +892,7 @@
         </w:tc>
         <w:tc>
           <w:tcPr>
-            <w:tcW w:w="7848" w:type="dxa"/>
+            <w:tcW w:w="6854" w:type="dxa"/>
             <w:tcBorders>
               <w:top w:val="single" w:sz="7" w:space="0" w:color="777777"/>
               <w:left w:val="single" w:sz="7" w:space="0" w:color="777777"/>
@@ -888,7 +932,7 @@
         </w:trPr>
         <w:tc>
           <w:tcPr>
-            <w:tcW w:w="1152" w:type="dxa"/>
+            <w:tcW w:w="2146" w:type="dxa"/>
             <w:tcBorders>
               <w:top w:val="single" w:sz="7" w:space="0" w:color="777777"/>
               <w:left w:val="single" w:sz="7" w:space="0" w:color="777777"/>
@@ -923,7 +967,7 @@
         </w:tc>
         <w:tc>
           <w:tcPr>
-            <w:tcW w:w="7848" w:type="dxa"/>
+            <w:tcW w:w="6854" w:type="dxa"/>
             <w:tcBorders>
               <w:top w:val="single" w:sz="7" w:space="0" w:color="777777"/>
               <w:left w:val="single" w:sz="7" w:space="0" w:color="777777"/>
@@ -963,7 +1007,7 @@
         </w:trPr>
         <w:tc>
           <w:tcPr>
-            <w:tcW w:w="1152" w:type="dxa"/>
+            <w:tcW w:w="2146" w:type="dxa"/>
             <w:tcBorders>
               <w:top w:val="single" w:sz="7" w:space="0" w:color="777777"/>
               <w:left w:val="single" w:sz="7" w:space="0" w:color="777777"/>
@@ -998,7 +1042,7 @@
         </w:tc>
         <w:tc>
           <w:tcPr>
-            <w:tcW w:w="7848" w:type="dxa"/>
+            <w:tcW w:w="6854" w:type="dxa"/>
             <w:tcBorders>
               <w:top w:val="single" w:sz="7" w:space="0" w:color="777777"/>
               <w:left w:val="single" w:sz="7" w:space="0" w:color="777777"/>
@@ -1038,7 +1082,7 @@
         </w:trPr>
         <w:tc>
           <w:tcPr>
-            <w:tcW w:w="1152" w:type="dxa"/>
+            <w:tcW w:w="2146" w:type="dxa"/>
             <w:tcBorders>
               <w:top w:val="single" w:sz="7" w:space="0" w:color="777777"/>
               <w:left w:val="single" w:sz="7" w:space="0" w:color="777777"/>
@@ -1073,7 +1117,7 @@
         </w:tc>
         <w:tc>
           <w:tcPr>
-            <w:tcW w:w="7848" w:type="dxa"/>
+            <w:tcW w:w="6854" w:type="dxa"/>
             <w:tcBorders>
               <w:top w:val="single" w:sz="7" w:space="0" w:color="777777"/>
               <w:left w:val="single" w:sz="7" w:space="0" w:color="777777"/>
@@ -1112,6 +1156,7 @@
         <w:keepNext/>
         <w:spacing w:before="240" w:after="60"/>
         <w:rPr>
+          <w:color w:val="000000" w:themeColor="text1"/>
           <w:sz w:val="24"/>
           <w:szCs w:val="24"/>
         </w:rPr>
@@ -1119,7 +1164,7 @@
       <w:r>
         <w:rPr>
           <w:b/>
-          <w:color w:val="1E4A7A"/>
+          <w:color w:val="000000" w:themeColor="text1"/>
           <w:sz w:val="24"/>
           <w:szCs w:val="24"/>
         </w:rPr>
@@ -1163,7 +1208,7 @@
               <w:bottom w:val="single" w:sz="7" w:space="0" w:color="777777"/>
               <w:right w:val="single" w:sz="7" w:space="0" w:color="777777"/>
             </w:tcBorders>
-            <w:shd w:val="clear" w:color="auto" w:fill="B01F29"/>
+            <w:shd w:val="clear" w:color="auto" w:fill="D9E2F3"/>
             <w:tcMar>
               <w:top w:w="60" w:type="dxa"/>
               <w:left w:w="70" w:type="dxa"/>
@@ -1176,6 +1221,7 @@
             <w:pPr>
               <w:jc w:val="center"/>
               <w:rPr>
+                <w:color w:val="000000" w:themeColor="text1"/>
                 <w:sz w:val="20"/>
                 <w:szCs w:val="20"/>
               </w:rPr>
@@ -1183,7 +1229,7 @@
             <w:r>
               <w:rPr>
                 <w:b/>
-                <w:color w:val="FFFFFF"/>
+                <w:color w:val="000000" w:themeColor="text1"/>
                 <w:sz w:val="20"/>
                 <w:szCs w:val="20"/>
               </w:rPr>
@@ -1200,7 +1246,7 @@
               <w:bottom w:val="single" w:sz="7" w:space="0" w:color="777777"/>
               <w:right w:val="single" w:sz="7" w:space="0" w:color="777777"/>
             </w:tcBorders>
-            <w:shd w:val="clear" w:color="auto" w:fill="B01F29"/>
+            <w:shd w:val="clear" w:color="auto" w:fill="D9E2F3"/>
             <w:tcMar>
               <w:top w:w="60" w:type="dxa"/>
               <w:left w:w="70" w:type="dxa"/>
@@ -1213,6 +1259,7 @@
             <w:pPr>
               <w:jc w:val="center"/>
               <w:rPr>
+                <w:color w:val="000000" w:themeColor="text1"/>
                 <w:sz w:val="20"/>
                 <w:szCs w:val="20"/>
               </w:rPr>
@@ -1220,7 +1267,7 @@
             <w:r>
               <w:rPr>
                 <w:b/>
-                <w:color w:val="FFFFFF"/>
+                <w:color w:val="000000" w:themeColor="text1"/>
                 <w:sz w:val="20"/>
                 <w:szCs w:val="20"/>
               </w:rPr>
@@ -1237,7 +1284,7 @@
               <w:bottom w:val="single" w:sz="7" w:space="0" w:color="777777"/>
               <w:right w:val="single" w:sz="7" w:space="0" w:color="777777"/>
             </w:tcBorders>
-            <w:shd w:val="clear" w:color="auto" w:fill="B01F29"/>
+            <w:shd w:val="clear" w:color="auto" w:fill="D9E2F3"/>
             <w:tcMar>
               <w:top w:w="60" w:type="dxa"/>
               <w:left w:w="70" w:type="dxa"/>
@@ -1250,6 +1297,7 @@
             <w:pPr>
               <w:jc w:val="center"/>
               <w:rPr>
+                <w:color w:val="000000" w:themeColor="text1"/>
                 <w:sz w:val="20"/>
                 <w:szCs w:val="20"/>
               </w:rPr>
@@ -1257,7 +1305,7 @@
             <w:r>
               <w:rPr>
                 <w:b/>
-                <w:color w:val="FFFFFF"/>
+                <w:color w:val="000000" w:themeColor="text1"/>
                 <w:sz w:val="20"/>
                 <w:szCs w:val="20"/>
               </w:rPr>
@@ -1274,7 +1322,7 @@
               <w:bottom w:val="single" w:sz="7" w:space="0" w:color="777777"/>
               <w:right w:val="single" w:sz="7" w:space="0" w:color="777777"/>
             </w:tcBorders>
-            <w:shd w:val="clear" w:color="auto" w:fill="B01F29"/>
+            <w:shd w:val="clear" w:color="auto" w:fill="D9E2F3"/>
             <w:tcMar>
               <w:top w:w="60" w:type="dxa"/>
               <w:left w:w="70" w:type="dxa"/>
@@ -1287,6 +1335,7 @@
             <w:pPr>
               <w:jc w:val="center"/>
               <w:rPr>
+                <w:color w:val="000000" w:themeColor="text1"/>
                 <w:sz w:val="20"/>
                 <w:szCs w:val="20"/>
               </w:rPr>
@@ -1294,7 +1343,7 @@
             <w:r>
               <w:rPr>
                 <w:b/>
-                <w:color w:val="FFFFFF"/>
+                <w:color w:val="000000" w:themeColor="text1"/>
                 <w:sz w:val="20"/>
                 <w:szCs w:val="20"/>
               </w:rPr>
@@ -1311,7 +1360,7 @@
               <w:bottom w:val="single" w:sz="7" w:space="0" w:color="777777"/>
               <w:right w:val="single" w:sz="7" w:space="0" w:color="777777"/>
             </w:tcBorders>
-            <w:shd w:val="clear" w:color="auto" w:fill="B01F29"/>
+            <w:shd w:val="clear" w:color="auto" w:fill="D9E2F3"/>
             <w:tcMar>
               <w:top w:w="60" w:type="dxa"/>
               <w:left w:w="70" w:type="dxa"/>
@@ -1324,6 +1373,7 @@
             <w:pPr>
               <w:jc w:val="center"/>
               <w:rPr>
+                <w:color w:val="000000" w:themeColor="text1"/>
                 <w:sz w:val="20"/>
                 <w:szCs w:val="20"/>
               </w:rPr>
@@ -1331,7 +1381,7 @@
             <w:r>
               <w:rPr>
                 <w:b/>
-                <w:color w:val="FFFFFF"/>
+                <w:color w:val="000000" w:themeColor="text1"/>
                 <w:sz w:val="20"/>
                 <w:szCs w:val="20"/>
               </w:rPr>
@@ -1348,7 +1398,7 @@
               <w:bottom w:val="single" w:sz="7" w:space="0" w:color="777777"/>
               <w:right w:val="single" w:sz="7" w:space="0" w:color="777777"/>
             </w:tcBorders>
-            <w:shd w:val="clear" w:color="auto" w:fill="B01F29"/>
+            <w:shd w:val="clear" w:color="auto" w:fill="D9E2F3"/>
             <w:tcMar>
               <w:top w:w="60" w:type="dxa"/>
               <w:left w:w="70" w:type="dxa"/>
@@ -1361,6 +1411,7 @@
             <w:pPr>
               <w:jc w:val="center"/>
               <w:rPr>
+                <w:color w:val="000000" w:themeColor="text1"/>
                 <w:sz w:val="20"/>
                 <w:szCs w:val="20"/>
               </w:rPr>
@@ -1368,7 +1419,7 @@
             <w:r>
               <w:rPr>
                 <w:b/>
-                <w:color w:val="FFFFFF"/>
+                <w:color w:val="000000" w:themeColor="text1"/>
                 <w:sz w:val="20"/>
                 <w:szCs w:val="20"/>
               </w:rPr>
@@ -1385,7 +1436,7 @@
               <w:bottom w:val="single" w:sz="7" w:space="0" w:color="777777"/>
               <w:right w:val="single" w:sz="7" w:space="0" w:color="777777"/>
             </w:tcBorders>
-            <w:shd w:val="clear" w:color="auto" w:fill="B01F29"/>
+            <w:shd w:val="clear" w:color="auto" w:fill="D9E2F3"/>
             <w:tcMar>
               <w:top w:w="60" w:type="dxa"/>
               <w:left w:w="70" w:type="dxa"/>
@@ -1398,6 +1449,7 @@
             <w:pPr>
               <w:jc w:val="center"/>
               <w:rPr>
+                <w:color w:val="000000" w:themeColor="text1"/>
                 <w:sz w:val="20"/>
                 <w:szCs w:val="20"/>
               </w:rPr>
@@ -1405,7 +1457,7 @@
             <w:r>
               <w:rPr>
                 <w:b/>
-                <w:color w:val="FFFFFF"/>
+                <w:color w:val="000000" w:themeColor="text1"/>
                 <w:sz w:val="20"/>
                 <w:szCs w:val="20"/>
               </w:rPr>
@@ -1422,7 +1474,7 @@
               <w:bottom w:val="single" w:sz="7" w:space="0" w:color="777777"/>
               <w:right w:val="single" w:sz="7" w:space="0" w:color="777777"/>
             </w:tcBorders>
-            <w:shd w:val="clear" w:color="auto" w:fill="B01F29"/>
+            <w:shd w:val="clear" w:color="auto" w:fill="D9E2F3"/>
             <w:tcMar>
               <w:top w:w="60" w:type="dxa"/>
               <w:left w:w="70" w:type="dxa"/>
@@ -1435,6 +1487,7 @@
             <w:pPr>
               <w:jc w:val="center"/>
               <w:rPr>
+                <w:color w:val="000000" w:themeColor="text1"/>
                 <w:sz w:val="20"/>
                 <w:szCs w:val="20"/>
               </w:rPr>
@@ -1442,7 +1495,7 @@
             <w:r>
               <w:rPr>
                 <w:b/>
-                <w:color w:val="FFFFFF"/>
+                <w:color w:val="000000" w:themeColor="text1"/>
                 <w:sz w:val="20"/>
                 <w:szCs w:val="20"/>
               </w:rPr>
@@ -1459,7 +1512,7 @@
               <w:bottom w:val="single" w:sz="7" w:space="0" w:color="777777"/>
               <w:right w:val="single" w:sz="7" w:space="0" w:color="777777"/>
             </w:tcBorders>
-            <w:shd w:val="clear" w:color="auto" w:fill="B01F29"/>
+            <w:shd w:val="clear" w:color="auto" w:fill="D9E2F3"/>
             <w:tcMar>
               <w:top w:w="60" w:type="dxa"/>
               <w:left w:w="70" w:type="dxa"/>
@@ -1472,6 +1525,7 @@
             <w:pPr>
               <w:jc w:val="center"/>
               <w:rPr>
+                <w:color w:val="000000" w:themeColor="text1"/>
                 <w:sz w:val="20"/>
                 <w:szCs w:val="20"/>
               </w:rPr>
@@ -1479,7 +1533,7 @@
             <w:r>
               <w:rPr>
                 <w:b/>
-                <w:color w:val="FFFFFF"/>
+                <w:color w:val="000000" w:themeColor="text1"/>
                 <w:sz w:val="20"/>
                 <w:szCs w:val="20"/>
               </w:rPr>
@@ -1496,7 +1550,7 @@
               <w:bottom w:val="single" w:sz="7" w:space="0" w:color="777777"/>
               <w:right w:val="single" w:sz="7" w:space="0" w:color="777777"/>
             </w:tcBorders>
-            <w:shd w:val="clear" w:color="auto" w:fill="B01F29"/>
+            <w:shd w:val="clear" w:color="auto" w:fill="D9E2F3"/>
             <w:tcMar>
               <w:top w:w="60" w:type="dxa"/>
               <w:left w:w="70" w:type="dxa"/>
@@ -1509,6 +1563,7 @@
             <w:pPr>
               <w:jc w:val="center"/>
               <w:rPr>
+                <w:color w:val="000000" w:themeColor="text1"/>
                 <w:sz w:val="20"/>
                 <w:szCs w:val="20"/>
               </w:rPr>
@@ -1516,7 +1571,7 @@
             <w:r>
               <w:rPr>
                 <w:b/>
-                <w:color w:val="FFFFFF"/>
+                <w:color w:val="000000" w:themeColor="text1"/>
                 <w:sz w:val="20"/>
                 <w:szCs w:val="20"/>
               </w:rPr>
@@ -1533,7 +1588,7 @@
               <w:bottom w:val="single" w:sz="7" w:space="0" w:color="777777"/>
               <w:right w:val="single" w:sz="7" w:space="0" w:color="777777"/>
             </w:tcBorders>
-            <w:shd w:val="clear" w:color="auto" w:fill="B01F29"/>
+            <w:shd w:val="clear" w:color="auto" w:fill="D9E2F3"/>
             <w:tcMar>
               <w:top w:w="60" w:type="dxa"/>
               <w:left w:w="70" w:type="dxa"/>
@@ -1546,6 +1601,7 @@
             <w:pPr>
               <w:jc w:val="center"/>
               <w:rPr>
+                <w:color w:val="000000" w:themeColor="text1"/>
                 <w:sz w:val="20"/>
                 <w:szCs w:val="20"/>
               </w:rPr>
@@ -1553,7 +1609,7 @@
             <w:r>
               <w:rPr>
                 <w:b/>
-                <w:color w:val="FFFFFF"/>
+                <w:color w:val="000000" w:themeColor="text1"/>
                 <w:sz w:val="20"/>
                 <w:szCs w:val="20"/>
               </w:rPr>
@@ -1570,7 +1626,7 @@
               <w:bottom w:val="single" w:sz="7" w:space="0" w:color="777777"/>
               <w:right w:val="single" w:sz="7" w:space="0" w:color="777777"/>
             </w:tcBorders>
-            <w:shd w:val="clear" w:color="auto" w:fill="B01F29"/>
+            <w:shd w:val="clear" w:color="auto" w:fill="D9E2F3"/>
             <w:tcMar>
               <w:top w:w="60" w:type="dxa"/>
               <w:left w:w="70" w:type="dxa"/>
@@ -1583,6 +1639,7 @@
             <w:pPr>
               <w:jc w:val="center"/>
               <w:rPr>
+                <w:color w:val="000000" w:themeColor="text1"/>
                 <w:sz w:val="20"/>
                 <w:szCs w:val="20"/>
               </w:rPr>
@@ -1590,7 +1647,7 @@
             <w:r>
               <w:rPr>
                 <w:b/>
-                <w:color w:val="FFFFFF"/>
+                <w:color w:val="000000" w:themeColor="text1"/>
                 <w:sz w:val="20"/>
                 <w:szCs w:val="20"/>
               </w:rPr>
@@ -1607,7 +1664,7 @@
               <w:bottom w:val="single" w:sz="7" w:space="0" w:color="777777"/>
               <w:right w:val="single" w:sz="7" w:space="0" w:color="777777"/>
             </w:tcBorders>
-            <w:shd w:val="clear" w:color="auto" w:fill="B01F29"/>
+            <w:shd w:val="clear" w:color="auto" w:fill="D9E2F3"/>
             <w:tcMar>
               <w:top w:w="60" w:type="dxa"/>
               <w:left w:w="70" w:type="dxa"/>
@@ -1620,6 +1677,7 @@
             <w:pPr>
               <w:jc w:val="center"/>
               <w:rPr>
+                <w:color w:val="000000" w:themeColor="text1"/>
                 <w:sz w:val="20"/>
                 <w:szCs w:val="20"/>
               </w:rPr>
@@ -1627,7 +1685,7 @@
             <w:r>
               <w:rPr>
                 <w:b/>
-                <w:color w:val="FFFFFF"/>
+                <w:color w:val="000000" w:themeColor="text1"/>
                 <w:sz w:val="20"/>
                 <w:szCs w:val="20"/>
               </w:rPr>
@@ -3142,6 +3200,7 @@
         <w:keepNext/>
         <w:spacing w:before="240" w:after="60"/>
         <w:rPr>
+          <w:color w:val="000000" w:themeColor="text1"/>
           <w:sz w:val="24"/>
           <w:szCs w:val="24"/>
         </w:rPr>
@@ -3149,7 +3208,7 @@
       <w:r>
         <w:rPr>
           <w:b/>
-          <w:color w:val="1E4A7A"/>
+          <w:color w:val="000000" w:themeColor="text1"/>
           <w:sz w:val="24"/>
           <w:szCs w:val="24"/>
         </w:rPr>
@@ -3185,7 +3244,7 @@
               <w:bottom w:val="single" w:sz="7" w:space="0" w:color="777777"/>
               <w:right w:val="single" w:sz="7" w:space="0" w:color="777777"/>
             </w:tcBorders>
-            <w:shd w:val="clear" w:color="auto" w:fill="B01F29"/>
+            <w:shd w:val="clear" w:color="auto" w:fill="D9E2F3"/>
             <w:tcMar>
               <w:top w:w="60" w:type="dxa"/>
               <w:left w:w="70" w:type="dxa"/>
@@ -3198,6 +3257,7 @@
             <w:pPr>
               <w:jc w:val="center"/>
               <w:rPr>
+                <w:color w:val="000000" w:themeColor="text1"/>
                 <w:sz w:val="20"/>
                 <w:szCs w:val="20"/>
               </w:rPr>
@@ -3205,7 +3265,7 @@
             <w:r>
               <w:rPr>
                 <w:b/>
-                <w:color w:val="FFFFFF"/>
+                <w:color w:val="000000" w:themeColor="text1"/>
                 <w:sz w:val="20"/>
                 <w:szCs w:val="20"/>
               </w:rPr>
@@ -3222,7 +3282,7 @@
               <w:bottom w:val="single" w:sz="7" w:space="0" w:color="777777"/>
               <w:right w:val="single" w:sz="7" w:space="0" w:color="777777"/>
             </w:tcBorders>
-            <w:shd w:val="clear" w:color="auto" w:fill="B01F29"/>
+            <w:shd w:val="clear" w:color="auto" w:fill="D9E2F3"/>
             <w:tcMar>
               <w:top w:w="60" w:type="dxa"/>
               <w:left w:w="70" w:type="dxa"/>
@@ -3235,6 +3295,7 @@
             <w:pPr>
               <w:jc w:val="center"/>
               <w:rPr>
+                <w:color w:val="000000" w:themeColor="text1"/>
                 <w:sz w:val="20"/>
                 <w:szCs w:val="20"/>
               </w:rPr>
@@ -3242,7 +3303,7 @@
             <w:r>
               <w:rPr>
                 <w:b/>
-                <w:color w:val="FFFFFF"/>
+                <w:color w:val="000000" w:themeColor="text1"/>
                 <w:sz w:val="20"/>
                 <w:szCs w:val="20"/>
               </w:rPr>
@@ -3259,7 +3320,7 @@
               <w:bottom w:val="single" w:sz="7" w:space="0" w:color="777777"/>
               <w:right w:val="single" w:sz="7" w:space="0" w:color="777777"/>
             </w:tcBorders>
-            <w:shd w:val="clear" w:color="auto" w:fill="B01F29"/>
+            <w:shd w:val="clear" w:color="auto" w:fill="D9E2F3"/>
             <w:tcMar>
               <w:top w:w="60" w:type="dxa"/>
               <w:left w:w="70" w:type="dxa"/>
@@ -3272,6 +3333,7 @@
             <w:pPr>
               <w:jc w:val="center"/>
               <w:rPr>
+                <w:color w:val="000000" w:themeColor="text1"/>
                 <w:sz w:val="20"/>
                 <w:szCs w:val="20"/>
               </w:rPr>
@@ -3279,7 +3341,7 @@
             <w:r>
               <w:rPr>
                 <w:b/>
-                <w:color w:val="FFFFFF"/>
+                <w:color w:val="000000" w:themeColor="text1"/>
                 <w:sz w:val="20"/>
                 <w:szCs w:val="20"/>
               </w:rPr>
@@ -3296,7 +3358,7 @@
               <w:bottom w:val="single" w:sz="7" w:space="0" w:color="777777"/>
               <w:right w:val="single" w:sz="7" w:space="0" w:color="777777"/>
             </w:tcBorders>
-            <w:shd w:val="clear" w:color="auto" w:fill="B01F29"/>
+            <w:shd w:val="clear" w:color="auto" w:fill="D9E2F3"/>
             <w:tcMar>
               <w:top w:w="60" w:type="dxa"/>
               <w:left w:w="70" w:type="dxa"/>
@@ -3309,6 +3371,7 @@
             <w:pPr>
               <w:jc w:val="center"/>
               <w:rPr>
+                <w:color w:val="000000" w:themeColor="text1"/>
                 <w:sz w:val="20"/>
                 <w:szCs w:val="20"/>
               </w:rPr>
@@ -3316,7 +3379,7 @@
             <w:r>
               <w:rPr>
                 <w:b/>
-                <w:color w:val="FFFFFF"/>
+                <w:color w:val="000000" w:themeColor="text1"/>
                 <w:sz w:val="20"/>
                 <w:szCs w:val="20"/>
               </w:rPr>
@@ -5059,6 +5122,7 @@
         <w:keepNext/>
         <w:spacing w:before="240" w:after="60"/>
         <w:rPr>
+          <w:color w:val="000000" w:themeColor="text1"/>
           <w:sz w:val="24"/>
           <w:szCs w:val="24"/>
         </w:rPr>
@@ -5066,7 +5130,7 @@
       <w:r>
         <w:rPr>
           <w:b/>
-          <w:color w:val="1E4A7A"/>
+          <w:color w:val="000000" w:themeColor="text1"/>
           <w:sz w:val="24"/>
           <w:szCs w:val="24"/>
         </w:rPr>
@@ -5092,6 +5156,10 @@
         <w:keepNext/>
         <w:spacing w:after="20"/>
         <w:ind w:left="259" w:hanging="259"/>
+        <w:rPr>
+          <w:color w:val="000000"/>
+          <w:sz w:val="20"/>
+        </w:rPr>
       </w:pPr>
       <w:r>
         <w:rPr>
